--- a/Erstellung einer Website mithilfe von Github.docx
+++ b/Erstellung einer Website mithilfe von Github.docx
@@ -555,28 +555,389 @@
         </w:numPr>
         <w:jc w:val="both"/>
         <w:rPr>
-          <w:rFonts w:ascii="Arial" w:hAnsi="Arial" w:cs="Arial"/>
-        </w:rPr>
-      </w:pPr>
-      <w:r>
-        <w:rPr>
-          <w:rFonts w:ascii="Arial" w:hAnsi="Arial" w:cs="Arial"/>
-        </w:rPr>
-        <w:t xml:space="preserve">Bearbeitung </w:t>
-      </w:r>
-      <w:proofErr w:type="gramStart"/>
-      <w:r>
-        <w:rPr>
-          <w:rFonts w:ascii="Arial" w:hAnsi="Arial" w:cs="Arial"/>
-        </w:rPr>
-        <w:t>der selben</w:t>
-      </w:r>
-      <w:proofErr w:type="gramEnd"/>
-      <w:r>
-        <w:rPr>
-          <w:rFonts w:ascii="Arial" w:hAnsi="Arial" w:cs="Arial"/>
-        </w:rPr>
-        <w:t xml:space="preserve"> Datei gleichzeitig</w:t>
+          <w:rFonts w:ascii="Arial" w:hAnsi="Arial" w:eastAsia="Arial" w:cs="Arial"/>
+          <w:color w:val="auto"/>
+          <w:highlight w:val="yellow"/>
+        </w:rPr>
+      </w:pPr>
+      <w:r>
+        <w:rPr>
+          <w:rFonts w:ascii="Arial" w:hAnsi="Arial" w:eastAsia="Arial" w:cs="Arial"/>
+          <w:i w:val="1"/>
+          <w:iCs w:val="1"/>
+          <w:noProof w:val="0"/>
+          <w:color w:val="auto"/>
+          <w:highlight w:val="yellow"/>
+          <w:lang w:val="de-DE"/>
+        </w:rPr>
+        <w:t xml:space="preserve">Erzeugung des </w:t>
+      </w:r>
+      <w:r>
+        <w:rPr>
+          <w:rFonts w:ascii="Arial" w:hAnsi="Arial" w:eastAsia="Arial" w:cs="Arial"/>
+          <w:i w:val="1"/>
+          <w:iCs w:val="1"/>
+          <w:noProof w:val="0"/>
+          <w:color w:val="auto"/>
+          <w:highlight w:val="yellow"/>
+          <w:lang w:val="de-DE"/>
+        </w:rPr>
+        <w:t>Merge</w:t>
+      </w:r>
+      <w:r>
+        <w:rPr>
+          <w:rFonts w:ascii="Arial" w:hAnsi="Arial" w:eastAsia="Arial" w:cs="Arial"/>
+          <w:i w:val="1"/>
+          <w:iCs w:val="1"/>
+          <w:noProof w:val="0"/>
+          <w:color w:val="auto"/>
+          <w:highlight w:val="yellow"/>
+          <w:lang w:val="de-DE"/>
+        </w:rPr>
+        <w:t>-Konflikts:</w:t>
+      </w:r>
+      <w:r>
+        <w:rPr>
+          <w:rFonts w:ascii="Arial" w:hAnsi="Arial" w:eastAsia="Arial" w:cs="Arial"/>
+          <w:noProof w:val="0"/>
+          <w:color w:val="auto"/>
+          <w:highlight w:val="yellow"/>
+          <w:lang w:val="de-DE"/>
+        </w:rPr>
+        <w:t xml:space="preserve"> Zwei Teammitglieder haben gleichzeitig dieselbe Datei (z.B. </w:t>
+      </w:r>
+      <w:r>
+        <w:rPr>
+          <w:rFonts w:ascii="Arial" w:hAnsi="Arial" w:eastAsia="Arial" w:cs="Arial"/>
+          <w:noProof w:val="0"/>
+          <w:color w:val="auto"/>
+          <w:highlight w:val="yellow"/>
+          <w:lang w:val="de-DE"/>
+        </w:rPr>
+        <w:t>index.html</w:t>
+      </w:r>
+      <w:r>
+        <w:rPr>
+          <w:rFonts w:ascii="Arial" w:hAnsi="Arial" w:eastAsia="Arial" w:cs="Arial"/>
+          <w:noProof w:val="0"/>
+          <w:color w:val="auto"/>
+          <w:highlight w:val="yellow"/>
+          <w:lang w:val="de-DE"/>
+        </w:rPr>
+        <w:t xml:space="preserve">) bearbeitet und ihre Änderungen </w:t>
+      </w:r>
+      <w:r>
+        <w:rPr>
+          <w:rFonts w:ascii="Arial" w:hAnsi="Arial" w:eastAsia="Arial" w:cs="Arial"/>
+          <w:noProof w:val="0"/>
+          <w:color w:val="auto"/>
+          <w:highlight w:val="yellow"/>
+          <w:lang w:val="de-DE"/>
+        </w:rPr>
+        <w:t>committed</w:t>
+      </w:r>
+      <w:r>
+        <w:rPr>
+          <w:rFonts w:ascii="Arial" w:hAnsi="Arial" w:eastAsia="Arial" w:cs="Arial"/>
+          <w:noProof w:val="0"/>
+          <w:color w:val="auto"/>
+          <w:highlight w:val="yellow"/>
+          <w:lang w:val="de-DE"/>
+        </w:rPr>
+        <w:t>. Als Person A nach Person B gepusht hat, kam es beim Pull/</w:t>
+      </w:r>
+      <w:r>
+        <w:rPr>
+          <w:rFonts w:ascii="Arial" w:hAnsi="Arial" w:eastAsia="Arial" w:cs="Arial"/>
+          <w:noProof w:val="0"/>
+          <w:color w:val="auto"/>
+          <w:highlight w:val="yellow"/>
+          <w:lang w:val="de-DE"/>
+        </w:rPr>
+        <w:t>Merge</w:t>
+      </w:r>
+      <w:r>
+        <w:rPr>
+          <w:rFonts w:ascii="Arial" w:hAnsi="Arial" w:eastAsia="Arial" w:cs="Arial"/>
+          <w:noProof w:val="0"/>
+          <w:color w:val="auto"/>
+          <w:highlight w:val="yellow"/>
+          <w:lang w:val="de-DE"/>
+        </w:rPr>
+        <w:t xml:space="preserve"> zu einem Konflikt, da beide dieselbe Zeile verändert hatten.</w:t>
+      </w:r>
+    </w:p>
+    <w:p>
+      <w:pPr>
+        <w:pStyle w:val="Listenabsatz"/>
+        <w:numPr>
+          <w:ilvl w:val="0"/>
+          <w:numId w:val="5"/>
+        </w:numPr>
+        <w:spacing w:before="240" w:beforeAutospacing="off" w:after="240" w:afterAutospacing="off"/>
+        <w:rPr>
+          <w:rFonts w:ascii="Arial" w:hAnsi="Arial" w:eastAsia="Arial" w:cs="Arial"/>
+          <w:noProof w:val="0"/>
+          <w:lang w:val="de-DE"/>
+        </w:rPr>
+      </w:pPr>
+      <w:r>
+        <w:rPr>
+          <w:rFonts w:ascii="Arial" w:hAnsi="Arial" w:eastAsia="Arial" w:cs="Arial"/>
+          <w:i w:val="1"/>
+          <w:iCs w:val="1"/>
+          <w:noProof w:val="0"/>
+          <w:lang w:val="de-DE"/>
+        </w:rPr>
+        <w:t>Lösung:</w:t>
+      </w:r>
+      <w:r>
+        <w:rPr>
+          <w:rFonts w:ascii="Arial" w:hAnsi="Arial" w:eastAsia="Arial" w:cs="Arial"/>
+          <w:noProof w:val="0"/>
+          <w:lang w:val="de-DE"/>
+        </w:rPr>
+        <w:t xml:space="preserve"> Wir haben den Konflikt direkt in </w:t>
+      </w:r>
+      <w:r>
+        <w:rPr>
+          <w:rFonts w:ascii="Arial" w:hAnsi="Arial" w:eastAsia="Arial" w:cs="Arial"/>
+          <w:noProof w:val="0"/>
+          <w:lang w:val="de-DE"/>
+        </w:rPr>
+        <w:t>Git</w:t>
+      </w:r>
+      <w:r>
+        <w:rPr>
+          <w:rFonts w:ascii="Arial" w:hAnsi="Arial" w:eastAsia="Arial" w:cs="Arial"/>
+          <w:noProof w:val="0"/>
+          <w:lang w:val="de-DE"/>
+        </w:rPr>
+        <w:t xml:space="preserve"> bzw. im Editor gelöst, indem wir die von </w:t>
+      </w:r>
+      <w:r>
+        <w:rPr>
+          <w:rFonts w:ascii="Arial" w:hAnsi="Arial" w:eastAsia="Arial" w:cs="Arial"/>
+          <w:noProof w:val="0"/>
+          <w:lang w:val="de-DE"/>
+        </w:rPr>
+        <w:t>Git</w:t>
+      </w:r>
+      <w:r>
+        <w:rPr>
+          <w:rFonts w:ascii="Arial" w:hAnsi="Arial" w:eastAsia="Arial" w:cs="Arial"/>
+          <w:noProof w:val="0"/>
+          <w:lang w:val="de-DE"/>
+        </w:rPr>
+        <w:t xml:space="preserve"> markierten Konfliktbereiche (die </w:t>
+      </w:r>
+      <w:r>
+        <w:rPr>
+          <w:rFonts w:ascii="Arial" w:hAnsi="Arial" w:eastAsia="Arial" w:cs="Arial"/>
+          <w:noProof w:val="0"/>
+          <w:lang w:val="de-DE"/>
+        </w:rPr>
+        <w:t>&lt;&lt;&lt;&lt;&lt;&lt;&lt;</w:t>
+      </w:r>
+      <w:r>
+        <w:rPr>
+          <w:rFonts w:ascii="Arial" w:hAnsi="Arial" w:eastAsia="Arial" w:cs="Arial"/>
+          <w:noProof w:val="0"/>
+          <w:lang w:val="de-DE"/>
+        </w:rPr>
+        <w:t xml:space="preserve">, </w:t>
+      </w:r>
+      <w:r>
+        <w:rPr>
+          <w:rFonts w:ascii="Arial" w:hAnsi="Arial" w:eastAsia="Arial" w:cs="Arial"/>
+          <w:noProof w:val="0"/>
+          <w:lang w:val="de-DE"/>
+        </w:rPr>
+        <w:t>=======</w:t>
+      </w:r>
+      <w:r>
+        <w:rPr>
+          <w:rFonts w:ascii="Arial" w:hAnsi="Arial" w:eastAsia="Arial" w:cs="Arial"/>
+          <w:noProof w:val="0"/>
+          <w:lang w:val="de-DE"/>
+        </w:rPr>
+        <w:t xml:space="preserve">, </w:t>
+      </w:r>
+      <w:r>
+        <w:rPr>
+          <w:rFonts w:ascii="Arial" w:hAnsi="Arial" w:eastAsia="Arial" w:cs="Arial"/>
+          <w:noProof w:val="0"/>
+          <w:lang w:val="de-DE"/>
+        </w:rPr>
+        <w:t>&gt;&gt;&gt;&gt;&gt;&gt;&gt;</w:t>
+      </w:r>
+      <w:r>
+        <w:rPr>
+          <w:rFonts w:ascii="Arial" w:hAnsi="Arial" w:eastAsia="Arial" w:cs="Arial"/>
+          <w:noProof w:val="0"/>
+          <w:lang w:val="de-DE"/>
+        </w:rPr>
+        <w:t xml:space="preserve"> Marker) gesichtet und manuell entschieden haben, welche Version übernommen wird. Anschließend haben wir die bereinigte Datei mit </w:t>
+      </w:r>
+      <w:r>
+        <w:rPr>
+          <w:rFonts w:ascii="Arial" w:hAnsi="Arial" w:eastAsia="Arial" w:cs="Arial"/>
+          <w:noProof w:val="0"/>
+          <w:lang w:val="de-DE"/>
+        </w:rPr>
+        <w:t>git</w:t>
+      </w:r>
+      <w:r>
+        <w:rPr>
+          <w:rFonts w:ascii="Arial" w:hAnsi="Arial" w:eastAsia="Arial" w:cs="Arial"/>
+          <w:noProof w:val="0"/>
+          <w:lang w:val="de-DE"/>
+        </w:rPr>
+        <w:t xml:space="preserve"> </w:t>
+      </w:r>
+      <w:r>
+        <w:rPr>
+          <w:rFonts w:ascii="Arial" w:hAnsi="Arial" w:eastAsia="Arial" w:cs="Arial"/>
+          <w:noProof w:val="0"/>
+          <w:lang w:val="de-DE"/>
+        </w:rPr>
+        <w:t>add</w:t>
+      </w:r>
+      <w:r>
+        <w:rPr>
+          <w:rFonts w:ascii="Arial" w:hAnsi="Arial" w:eastAsia="Arial" w:cs="Arial"/>
+          <w:noProof w:val="0"/>
+          <w:lang w:val="de-DE"/>
+        </w:rPr>
+        <w:t xml:space="preserve"> </w:t>
+      </w:r>
+      <w:r>
+        <w:rPr>
+          <w:rFonts w:ascii="Arial" w:hAnsi="Arial" w:eastAsia="Arial" w:cs="Arial"/>
+          <w:noProof w:val="0"/>
+          <w:lang w:val="de-DE"/>
+        </w:rPr>
+        <w:t>gestaged</w:t>
+      </w:r>
+      <w:r>
+        <w:rPr>
+          <w:rFonts w:ascii="Arial" w:hAnsi="Arial" w:eastAsia="Arial" w:cs="Arial"/>
+          <w:noProof w:val="0"/>
+          <w:lang w:val="de-DE"/>
+        </w:rPr>
+        <w:t xml:space="preserve"> und mit einem beschreibenden Commit abgeschlossen (z.B. "Resolve </w:t>
+      </w:r>
+      <w:r>
+        <w:rPr>
+          <w:rFonts w:ascii="Arial" w:hAnsi="Arial" w:eastAsia="Arial" w:cs="Arial"/>
+          <w:noProof w:val="0"/>
+          <w:lang w:val="de-DE"/>
+        </w:rPr>
+        <w:t>merge</w:t>
+      </w:r>
+      <w:r>
+        <w:rPr>
+          <w:rFonts w:ascii="Arial" w:hAnsi="Arial" w:eastAsia="Arial" w:cs="Arial"/>
+          <w:noProof w:val="0"/>
+          <w:lang w:val="de-DE"/>
+        </w:rPr>
+        <w:t xml:space="preserve"> </w:t>
+      </w:r>
+      <w:r>
+        <w:rPr>
+          <w:rFonts w:ascii="Arial" w:hAnsi="Arial" w:eastAsia="Arial" w:cs="Arial"/>
+          <w:noProof w:val="0"/>
+          <w:lang w:val="de-DE"/>
+        </w:rPr>
+        <w:t>conflict</w:t>
+      </w:r>
+      <w:r>
+        <w:rPr>
+          <w:rFonts w:ascii="Arial" w:hAnsi="Arial" w:eastAsia="Arial" w:cs="Arial"/>
+          <w:noProof w:val="0"/>
+          <w:lang w:val="de-DE"/>
+        </w:rPr>
+        <w:t xml:space="preserve"> in index.html </w:t>
+      </w:r>
+      <w:r>
+        <w:rPr>
+          <w:rFonts w:ascii="Arial" w:hAnsi="Arial" w:eastAsia="Arial" w:cs="Arial"/>
+          <w:noProof w:val="0"/>
+          <w:lang w:val="de-DE"/>
+        </w:rPr>
+        <w:t>by</w:t>
+      </w:r>
+      <w:r>
+        <w:rPr>
+          <w:rFonts w:ascii="Arial" w:hAnsi="Arial" w:eastAsia="Arial" w:cs="Arial"/>
+          <w:noProof w:val="0"/>
+          <w:lang w:val="de-DE"/>
+        </w:rPr>
+        <w:t xml:space="preserve"> </w:t>
+      </w:r>
+      <w:r>
+        <w:rPr>
+          <w:rFonts w:ascii="Arial" w:hAnsi="Arial" w:eastAsia="Arial" w:cs="Arial"/>
+          <w:noProof w:val="0"/>
+          <w:lang w:val="de-DE"/>
+        </w:rPr>
+        <w:t>combining</w:t>
+      </w:r>
+      <w:r>
+        <w:rPr>
+          <w:rFonts w:ascii="Arial" w:hAnsi="Arial" w:eastAsia="Arial" w:cs="Arial"/>
+          <w:noProof w:val="0"/>
+          <w:lang w:val="de-DE"/>
+        </w:rPr>
+        <w:t xml:space="preserve"> </w:t>
+      </w:r>
+      <w:r>
+        <w:rPr>
+          <w:rFonts w:ascii="Arial" w:hAnsi="Arial" w:eastAsia="Arial" w:cs="Arial"/>
+          <w:noProof w:val="0"/>
+          <w:lang w:val="de-DE"/>
+        </w:rPr>
+        <w:t>both</w:t>
+      </w:r>
+      <w:r>
+        <w:rPr>
+          <w:rFonts w:ascii="Arial" w:hAnsi="Arial" w:eastAsia="Arial" w:cs="Arial"/>
+          <w:noProof w:val="0"/>
+          <w:lang w:val="de-DE"/>
+        </w:rPr>
+        <w:t xml:space="preserve"> </w:t>
+      </w:r>
+      <w:r>
+        <w:rPr>
+          <w:rFonts w:ascii="Arial" w:hAnsi="Arial" w:eastAsia="Arial" w:cs="Arial"/>
+          <w:noProof w:val="0"/>
+          <w:lang w:val="de-DE"/>
+        </w:rPr>
+        <w:t>header</w:t>
+      </w:r>
+      <w:r>
+        <w:rPr>
+          <w:rFonts w:ascii="Arial" w:hAnsi="Arial" w:eastAsia="Arial" w:cs="Arial"/>
+          <w:noProof w:val="0"/>
+          <w:lang w:val="de-DE"/>
+        </w:rPr>
+        <w:t xml:space="preserve"> </w:t>
+      </w:r>
+      <w:r>
+        <w:rPr>
+          <w:rFonts w:ascii="Arial" w:hAnsi="Arial" w:eastAsia="Arial" w:cs="Arial"/>
+          <w:noProof w:val="0"/>
+          <w:lang w:val="de-DE"/>
+        </w:rPr>
+        <w:t>changes</w:t>
+      </w:r>
+      <w:r>
+        <w:rPr>
+          <w:rFonts w:ascii="Arial" w:hAnsi="Arial" w:eastAsia="Arial" w:cs="Arial"/>
+          <w:noProof w:val="0"/>
+          <w:lang w:val="de-DE"/>
+        </w:rPr>
+        <w:t>").</w:t>
       </w:r>
     </w:p>
     <w:p>
@@ -588,18 +949,12 @@
         </w:numPr>
         <w:jc w:val="both"/>
         <w:rPr>
-          <w:rFonts w:ascii="Arial" w:hAnsi="Arial" w:cs="Arial"/>
-        </w:rPr>
-      </w:pPr>
-      <w:r>
-        <w:rPr>
-          <w:rFonts w:ascii="Arial" w:hAnsi="Arial" w:cs="Arial"/>
-        </w:rPr>
-        <w:t>Push und Pull zu spät</w:t>
-      </w:r>
+          <w:rFonts w:ascii="Arial" w:hAnsi="Arial" w:eastAsia="Arial" w:cs="Arial"/>
+        </w:rPr>
+      </w:pPr>
     </w:p>
     <w:sectPr>
-      <w:pgSz w:w="11906" w:h="16838"/>
+      <w:pgSz w:w="11906" w:h="16838" w:orient="portrait"/>
       <w:pgMar w:top="1417" w:right="1417" w:bottom="1134" w:left="1417" w:header="708" w:footer="708" w:gutter="0"/>
       <w:cols w:space="708"/>
       <w:docGrid w:linePitch="360"/>
@@ -623,7 +978,7 @@
         <w:ind w:left="720" w:hanging="360"/>
       </w:pPr>
       <w:rPr>
-        <w:rFonts w:ascii="Symbol" w:hAnsi="Symbol" w:hint="default"/>
+        <w:rFonts w:hint="default" w:ascii="Symbol" w:hAnsi="Symbol"/>
       </w:rPr>
     </w:lvl>
     <w:lvl w:ilvl="1" w:tplc="04070003" w:tentative="1">
@@ -635,7 +990,7 @@
         <w:ind w:left="1440" w:hanging="360"/>
       </w:pPr>
       <w:rPr>
-        <w:rFonts w:ascii="Courier New" w:hAnsi="Courier New" w:cs="Courier New" w:hint="default"/>
+        <w:rFonts w:hint="default" w:ascii="Courier New" w:hAnsi="Courier New" w:cs="Courier New"/>
       </w:rPr>
     </w:lvl>
     <w:lvl w:ilvl="2" w:tplc="04070005" w:tentative="1">
@@ -647,7 +1002,7 @@
         <w:ind w:left="2160" w:hanging="360"/>
       </w:pPr>
       <w:rPr>
-        <w:rFonts w:ascii="Wingdings" w:hAnsi="Wingdings" w:hint="default"/>
+        <w:rFonts w:hint="default" w:ascii="Wingdings" w:hAnsi="Wingdings"/>
       </w:rPr>
     </w:lvl>
     <w:lvl w:ilvl="3" w:tplc="04070001" w:tentative="1">
@@ -659,7 +1014,7 @@
         <w:ind w:left="2880" w:hanging="360"/>
       </w:pPr>
       <w:rPr>
-        <w:rFonts w:ascii="Symbol" w:hAnsi="Symbol" w:hint="default"/>
+        <w:rFonts w:hint="default" w:ascii="Symbol" w:hAnsi="Symbol"/>
       </w:rPr>
     </w:lvl>
     <w:lvl w:ilvl="4" w:tplc="04070003" w:tentative="1">
@@ -671,7 +1026,7 @@
         <w:ind w:left="3600" w:hanging="360"/>
       </w:pPr>
       <w:rPr>
-        <w:rFonts w:ascii="Courier New" w:hAnsi="Courier New" w:cs="Courier New" w:hint="default"/>
+        <w:rFonts w:hint="default" w:ascii="Courier New" w:hAnsi="Courier New" w:cs="Courier New"/>
       </w:rPr>
     </w:lvl>
     <w:lvl w:ilvl="5" w:tplc="04070005" w:tentative="1">
@@ -683,7 +1038,7 @@
         <w:ind w:left="4320" w:hanging="360"/>
       </w:pPr>
       <w:rPr>
-        <w:rFonts w:ascii="Wingdings" w:hAnsi="Wingdings" w:hint="default"/>
+        <w:rFonts w:hint="default" w:ascii="Wingdings" w:hAnsi="Wingdings"/>
       </w:rPr>
     </w:lvl>
     <w:lvl w:ilvl="6" w:tplc="04070001" w:tentative="1">
@@ -695,7 +1050,7 @@
         <w:ind w:left="5040" w:hanging="360"/>
       </w:pPr>
       <w:rPr>
-        <w:rFonts w:ascii="Symbol" w:hAnsi="Symbol" w:hint="default"/>
+        <w:rFonts w:hint="default" w:ascii="Symbol" w:hAnsi="Symbol"/>
       </w:rPr>
     </w:lvl>
     <w:lvl w:ilvl="7" w:tplc="04070003" w:tentative="1">
@@ -707,7 +1062,7 @@
         <w:ind w:left="5760" w:hanging="360"/>
       </w:pPr>
       <w:rPr>
-        <w:rFonts w:ascii="Courier New" w:hAnsi="Courier New" w:cs="Courier New" w:hint="default"/>
+        <w:rFonts w:hint="default" w:ascii="Courier New" w:hAnsi="Courier New" w:cs="Courier New"/>
       </w:rPr>
     </w:lvl>
     <w:lvl w:ilvl="8" w:tplc="04070005" w:tentative="1">
@@ -719,7 +1074,7 @@
         <w:ind w:left="6480" w:hanging="360"/>
       </w:pPr>
       <w:rPr>
-        <w:rFonts w:ascii="Wingdings" w:hAnsi="Wingdings" w:hint="default"/>
+        <w:rFonts w:hint="default" w:ascii="Wingdings" w:hAnsi="Wingdings"/>
       </w:rPr>
     </w:lvl>
   </w:abstractNum>
@@ -736,7 +1091,7 @@
         <w:ind w:left="720" w:hanging="360"/>
       </w:pPr>
       <w:rPr>
-        <w:rFonts w:ascii="Symbol" w:hAnsi="Symbol" w:hint="default"/>
+        <w:rFonts w:hint="default" w:ascii="Symbol" w:hAnsi="Symbol"/>
       </w:rPr>
     </w:lvl>
     <w:lvl w:ilvl="1" w:tplc="04070003" w:tentative="1">
@@ -748,7 +1103,7 @@
         <w:ind w:left="1440" w:hanging="360"/>
       </w:pPr>
       <w:rPr>
-        <w:rFonts w:ascii="Courier New" w:hAnsi="Courier New" w:cs="Courier New" w:hint="default"/>
+        <w:rFonts w:hint="default" w:ascii="Courier New" w:hAnsi="Courier New" w:cs="Courier New"/>
       </w:rPr>
     </w:lvl>
     <w:lvl w:ilvl="2" w:tplc="04070005" w:tentative="1">
@@ -760,7 +1115,7 @@
         <w:ind w:left="2160" w:hanging="360"/>
       </w:pPr>
       <w:rPr>
-        <w:rFonts w:ascii="Wingdings" w:hAnsi="Wingdings" w:hint="default"/>
+        <w:rFonts w:hint="default" w:ascii="Wingdings" w:hAnsi="Wingdings"/>
       </w:rPr>
     </w:lvl>
     <w:lvl w:ilvl="3" w:tplc="04070001" w:tentative="1">
@@ -772,7 +1127,7 @@
         <w:ind w:left="2880" w:hanging="360"/>
       </w:pPr>
       <w:rPr>
-        <w:rFonts w:ascii="Symbol" w:hAnsi="Symbol" w:hint="default"/>
+        <w:rFonts w:hint="default" w:ascii="Symbol" w:hAnsi="Symbol"/>
       </w:rPr>
     </w:lvl>
     <w:lvl w:ilvl="4" w:tplc="04070003" w:tentative="1">
@@ -784,7 +1139,7 @@
         <w:ind w:left="3600" w:hanging="360"/>
       </w:pPr>
       <w:rPr>
-        <w:rFonts w:ascii="Courier New" w:hAnsi="Courier New" w:cs="Courier New" w:hint="default"/>
+        <w:rFonts w:hint="default" w:ascii="Courier New" w:hAnsi="Courier New" w:cs="Courier New"/>
       </w:rPr>
     </w:lvl>
     <w:lvl w:ilvl="5" w:tplc="04070005" w:tentative="1">
@@ -796,7 +1151,7 @@
         <w:ind w:left="4320" w:hanging="360"/>
       </w:pPr>
       <w:rPr>
-        <w:rFonts w:ascii="Wingdings" w:hAnsi="Wingdings" w:hint="default"/>
+        <w:rFonts w:hint="default" w:ascii="Wingdings" w:hAnsi="Wingdings"/>
       </w:rPr>
     </w:lvl>
     <w:lvl w:ilvl="6" w:tplc="04070001" w:tentative="1">
@@ -808,7 +1163,7 @@
         <w:ind w:left="5040" w:hanging="360"/>
       </w:pPr>
       <w:rPr>
-        <w:rFonts w:ascii="Symbol" w:hAnsi="Symbol" w:hint="default"/>
+        <w:rFonts w:hint="default" w:ascii="Symbol" w:hAnsi="Symbol"/>
       </w:rPr>
     </w:lvl>
     <w:lvl w:ilvl="7" w:tplc="04070003" w:tentative="1">
@@ -820,7 +1175,7 @@
         <w:ind w:left="5760" w:hanging="360"/>
       </w:pPr>
       <w:rPr>
-        <w:rFonts w:ascii="Courier New" w:hAnsi="Courier New" w:cs="Courier New" w:hint="default"/>
+        <w:rFonts w:hint="default" w:ascii="Courier New" w:hAnsi="Courier New" w:cs="Courier New"/>
       </w:rPr>
     </w:lvl>
     <w:lvl w:ilvl="8" w:tplc="04070005" w:tentative="1">
@@ -832,7 +1187,7 @@
         <w:ind w:left="6480" w:hanging="360"/>
       </w:pPr>
       <w:rPr>
-        <w:rFonts w:ascii="Wingdings" w:hAnsi="Wingdings" w:hint="default"/>
+        <w:rFonts w:hint="default" w:ascii="Wingdings" w:hAnsi="Wingdings"/>
       </w:rPr>
     </w:lvl>
   </w:abstractNum>
@@ -935,7 +1290,7 @@
         <w:ind w:left="720" w:hanging="360"/>
       </w:pPr>
       <w:rPr>
-        <w:rFonts w:ascii="Symbol" w:hAnsi="Symbol" w:hint="default"/>
+        <w:rFonts w:hint="default" w:ascii="Symbol" w:hAnsi="Symbol"/>
       </w:rPr>
     </w:lvl>
     <w:lvl w:ilvl="1" w:tplc="04070003" w:tentative="1">
@@ -947,7 +1302,7 @@
         <w:ind w:left="1440" w:hanging="360"/>
       </w:pPr>
       <w:rPr>
-        <w:rFonts w:ascii="Courier New" w:hAnsi="Courier New" w:cs="Courier New" w:hint="default"/>
+        <w:rFonts w:hint="default" w:ascii="Courier New" w:hAnsi="Courier New" w:cs="Courier New"/>
       </w:rPr>
     </w:lvl>
     <w:lvl w:ilvl="2" w:tplc="04070005" w:tentative="1">
@@ -959,7 +1314,7 @@
         <w:ind w:left="2160" w:hanging="360"/>
       </w:pPr>
       <w:rPr>
-        <w:rFonts w:ascii="Wingdings" w:hAnsi="Wingdings" w:hint="default"/>
+        <w:rFonts w:hint="default" w:ascii="Wingdings" w:hAnsi="Wingdings"/>
       </w:rPr>
     </w:lvl>
     <w:lvl w:ilvl="3" w:tplc="04070001" w:tentative="1">
@@ -971,7 +1326,7 @@
         <w:ind w:left="2880" w:hanging="360"/>
       </w:pPr>
       <w:rPr>
-        <w:rFonts w:ascii="Symbol" w:hAnsi="Symbol" w:hint="default"/>
+        <w:rFonts w:hint="default" w:ascii="Symbol" w:hAnsi="Symbol"/>
       </w:rPr>
     </w:lvl>
     <w:lvl w:ilvl="4" w:tplc="04070003" w:tentative="1">
@@ -983,7 +1338,7 @@
         <w:ind w:left="3600" w:hanging="360"/>
       </w:pPr>
       <w:rPr>
-        <w:rFonts w:ascii="Courier New" w:hAnsi="Courier New" w:cs="Courier New" w:hint="default"/>
+        <w:rFonts w:hint="default" w:ascii="Courier New" w:hAnsi="Courier New" w:cs="Courier New"/>
       </w:rPr>
     </w:lvl>
     <w:lvl w:ilvl="5" w:tplc="04070005" w:tentative="1">
@@ -995,7 +1350,7 @@
         <w:ind w:left="4320" w:hanging="360"/>
       </w:pPr>
       <w:rPr>
-        <w:rFonts w:ascii="Wingdings" w:hAnsi="Wingdings" w:hint="default"/>
+        <w:rFonts w:hint="default" w:ascii="Wingdings" w:hAnsi="Wingdings"/>
       </w:rPr>
     </w:lvl>
     <w:lvl w:ilvl="6" w:tplc="04070001" w:tentative="1">
@@ -1007,7 +1362,7 @@
         <w:ind w:left="5040" w:hanging="360"/>
       </w:pPr>
       <w:rPr>
-        <w:rFonts w:ascii="Symbol" w:hAnsi="Symbol" w:hint="default"/>
+        <w:rFonts w:hint="default" w:ascii="Symbol" w:hAnsi="Symbol"/>
       </w:rPr>
     </w:lvl>
     <w:lvl w:ilvl="7" w:tplc="04070003" w:tentative="1">
@@ -1019,7 +1374,7 @@
         <w:ind w:left="5760" w:hanging="360"/>
       </w:pPr>
       <w:rPr>
-        <w:rFonts w:ascii="Courier New" w:hAnsi="Courier New" w:cs="Courier New" w:hint="default"/>
+        <w:rFonts w:hint="default" w:ascii="Courier New" w:hAnsi="Courier New" w:cs="Courier New"/>
       </w:rPr>
     </w:lvl>
     <w:lvl w:ilvl="8" w:tplc="04070005" w:tentative="1">
@@ -1031,7 +1386,7 @@
         <w:ind w:left="6480" w:hanging="360"/>
       </w:pPr>
       <w:rPr>
-        <w:rFonts w:ascii="Wingdings" w:hAnsi="Wingdings" w:hint="default"/>
+        <w:rFonts w:hint="default" w:ascii="Wingdings" w:hAnsi="Wingdings"/>
       </w:rPr>
     </w:lvl>
   </w:abstractNum>
@@ -1048,7 +1403,7 @@
         <w:ind w:left="720" w:hanging="360"/>
       </w:pPr>
       <w:rPr>
-        <w:rFonts w:ascii="Symbol" w:hAnsi="Symbol" w:hint="default"/>
+        <w:rFonts w:hint="default" w:ascii="Symbol" w:hAnsi="Symbol"/>
       </w:rPr>
     </w:lvl>
     <w:lvl w:ilvl="1" w:tplc="04070003" w:tentative="1">
@@ -1060,7 +1415,7 @@
         <w:ind w:left="1440" w:hanging="360"/>
       </w:pPr>
       <w:rPr>
-        <w:rFonts w:ascii="Courier New" w:hAnsi="Courier New" w:cs="Courier New" w:hint="default"/>
+        <w:rFonts w:hint="default" w:ascii="Courier New" w:hAnsi="Courier New" w:cs="Courier New"/>
       </w:rPr>
     </w:lvl>
     <w:lvl w:ilvl="2" w:tplc="04070005" w:tentative="1">
@@ -1072,7 +1427,7 @@
         <w:ind w:left="2160" w:hanging="360"/>
       </w:pPr>
       <w:rPr>
-        <w:rFonts w:ascii="Wingdings" w:hAnsi="Wingdings" w:hint="default"/>
+        <w:rFonts w:hint="default" w:ascii="Wingdings" w:hAnsi="Wingdings"/>
       </w:rPr>
     </w:lvl>
     <w:lvl w:ilvl="3" w:tplc="04070001" w:tentative="1">
@@ -1084,7 +1439,7 @@
         <w:ind w:left="2880" w:hanging="360"/>
       </w:pPr>
       <w:rPr>
-        <w:rFonts w:ascii="Symbol" w:hAnsi="Symbol" w:hint="default"/>
+        <w:rFonts w:hint="default" w:ascii="Symbol" w:hAnsi="Symbol"/>
       </w:rPr>
     </w:lvl>
     <w:lvl w:ilvl="4" w:tplc="04070003" w:tentative="1">
@@ -1096,7 +1451,7 @@
         <w:ind w:left="3600" w:hanging="360"/>
       </w:pPr>
       <w:rPr>
-        <w:rFonts w:ascii="Courier New" w:hAnsi="Courier New" w:cs="Courier New" w:hint="default"/>
+        <w:rFonts w:hint="default" w:ascii="Courier New" w:hAnsi="Courier New" w:cs="Courier New"/>
       </w:rPr>
     </w:lvl>
     <w:lvl w:ilvl="5" w:tplc="04070005" w:tentative="1">
@@ -1108,7 +1463,7 @@
         <w:ind w:left="4320" w:hanging="360"/>
       </w:pPr>
       <w:rPr>
-        <w:rFonts w:ascii="Wingdings" w:hAnsi="Wingdings" w:hint="default"/>
+        <w:rFonts w:hint="default" w:ascii="Wingdings" w:hAnsi="Wingdings"/>
       </w:rPr>
     </w:lvl>
     <w:lvl w:ilvl="6" w:tplc="04070001" w:tentative="1">
@@ -1120,7 +1475,7 @@
         <w:ind w:left="5040" w:hanging="360"/>
       </w:pPr>
       <w:rPr>
-        <w:rFonts w:ascii="Symbol" w:hAnsi="Symbol" w:hint="default"/>
+        <w:rFonts w:hint="default" w:ascii="Symbol" w:hAnsi="Symbol"/>
       </w:rPr>
     </w:lvl>
     <w:lvl w:ilvl="7" w:tplc="04070003" w:tentative="1">
@@ -1132,7 +1487,7 @@
         <w:ind w:left="5760" w:hanging="360"/>
       </w:pPr>
       <w:rPr>
-        <w:rFonts w:ascii="Courier New" w:hAnsi="Courier New" w:cs="Courier New" w:hint="default"/>
+        <w:rFonts w:hint="default" w:ascii="Courier New" w:hAnsi="Courier New" w:cs="Courier New"/>
       </w:rPr>
     </w:lvl>
     <w:lvl w:ilvl="8" w:tplc="04070005" w:tentative="1">
@@ -1144,7 +1499,7 @@
         <w:ind w:left="6480" w:hanging="360"/>
       </w:pPr>
       <w:rPr>
-        <w:rFonts w:ascii="Wingdings" w:hAnsi="Wingdings" w:hint="default"/>
+        <w:rFonts w:hint="default" w:ascii="Wingdings" w:hAnsi="Wingdings"/>
       </w:rPr>
     </w:lvl>
   </w:abstractNum>
@@ -1171,7 +1526,7 @@
   <w:docDefaults>
     <w:rPrDefault>
       <w:rPr>
-        <w:rFonts w:asciiTheme="minorHAnsi" w:eastAsiaTheme="minorHAnsi" w:hAnsiTheme="minorHAnsi" w:cstheme="minorBidi"/>
+        <w:rFonts w:asciiTheme="minorHAnsi" w:hAnsiTheme="minorHAnsi" w:eastAsiaTheme="minorHAnsi" w:cstheme="minorBidi"/>
         <w:kern w:val="2"/>
         <w:sz w:val="24"/>
         <w:szCs w:val="24"/>
@@ -1188,14 +1543,14 @@
   <w:latentStyles w:defLockedState="0" w:defUIPriority="99" w:defSemiHidden="0" w:defUnhideWhenUsed="0" w:defQFormat="0" w:count="376">
     <w:lsdException w:name="Normal" w:uiPriority="0" w:qFormat="1"/>
     <w:lsdException w:name="heading 1" w:uiPriority="9" w:qFormat="1"/>
-    <w:lsdException w:name="heading 2" w:semiHidden="1" w:uiPriority="9" w:unhideWhenUsed="1" w:qFormat="1"/>
-    <w:lsdException w:name="heading 3" w:semiHidden="1" w:uiPriority="9" w:unhideWhenUsed="1" w:qFormat="1"/>
-    <w:lsdException w:name="heading 4" w:semiHidden="1" w:uiPriority="9" w:unhideWhenUsed="1" w:qFormat="1"/>
-    <w:lsdException w:name="heading 5" w:semiHidden="1" w:uiPriority="9" w:unhideWhenUsed="1" w:qFormat="1"/>
-    <w:lsdException w:name="heading 6" w:semiHidden="1" w:uiPriority="9" w:unhideWhenUsed="1" w:qFormat="1"/>
-    <w:lsdException w:name="heading 7" w:semiHidden="1" w:uiPriority="9" w:unhideWhenUsed="1" w:qFormat="1"/>
-    <w:lsdException w:name="heading 8" w:semiHidden="1" w:uiPriority="9" w:unhideWhenUsed="1" w:qFormat="1"/>
-    <w:lsdException w:name="heading 9" w:semiHidden="1" w:uiPriority="9" w:unhideWhenUsed="1" w:qFormat="1"/>
+    <w:lsdException w:name="heading 2" w:uiPriority="9" w:semiHidden="1" w:unhideWhenUsed="1" w:qFormat="1"/>
+    <w:lsdException w:name="heading 3" w:uiPriority="9" w:semiHidden="1" w:unhideWhenUsed="1" w:qFormat="1"/>
+    <w:lsdException w:name="heading 4" w:uiPriority="9" w:semiHidden="1" w:unhideWhenUsed="1" w:qFormat="1"/>
+    <w:lsdException w:name="heading 5" w:uiPriority="9" w:semiHidden="1" w:unhideWhenUsed="1" w:qFormat="1"/>
+    <w:lsdException w:name="heading 6" w:uiPriority="9" w:semiHidden="1" w:unhideWhenUsed="1" w:qFormat="1"/>
+    <w:lsdException w:name="heading 7" w:uiPriority="9" w:semiHidden="1" w:unhideWhenUsed="1" w:qFormat="1"/>
+    <w:lsdException w:name="heading 8" w:uiPriority="9" w:semiHidden="1" w:unhideWhenUsed="1" w:qFormat="1"/>
+    <w:lsdException w:name="heading 9" w:uiPriority="9" w:semiHidden="1" w:unhideWhenUsed="1" w:qFormat="1"/>
     <w:lsdException w:name="index 1" w:semiHidden="1" w:unhideWhenUsed="1"/>
     <w:lsdException w:name="index 2" w:semiHidden="1" w:unhideWhenUsed="1"/>
     <w:lsdException w:name="index 3" w:semiHidden="1" w:unhideWhenUsed="1"/>
@@ -1205,22 +1560,22 @@
     <w:lsdException w:name="index 7" w:semiHidden="1" w:unhideWhenUsed="1"/>
     <w:lsdException w:name="index 8" w:semiHidden="1" w:unhideWhenUsed="1"/>
     <w:lsdException w:name="index 9" w:semiHidden="1" w:unhideWhenUsed="1"/>
-    <w:lsdException w:name="toc 1" w:semiHidden="1" w:uiPriority="39" w:unhideWhenUsed="1"/>
-    <w:lsdException w:name="toc 2" w:semiHidden="1" w:uiPriority="39" w:unhideWhenUsed="1"/>
-    <w:lsdException w:name="toc 3" w:semiHidden="1" w:uiPriority="39" w:unhideWhenUsed="1"/>
-    <w:lsdException w:name="toc 4" w:semiHidden="1" w:uiPriority="39" w:unhideWhenUsed="1"/>
-    <w:lsdException w:name="toc 5" w:semiHidden="1" w:uiPriority="39" w:unhideWhenUsed="1"/>
-    <w:lsdException w:name="toc 6" w:semiHidden="1" w:uiPriority="39" w:unhideWhenUsed="1"/>
-    <w:lsdException w:name="toc 7" w:semiHidden="1" w:uiPriority="39" w:unhideWhenUsed="1"/>
-    <w:lsdException w:name="toc 8" w:semiHidden="1" w:uiPriority="39" w:unhideWhenUsed="1"/>
-    <w:lsdException w:name="toc 9" w:semiHidden="1" w:uiPriority="39" w:unhideWhenUsed="1"/>
+    <w:lsdException w:name="toc 1" w:uiPriority="39" w:semiHidden="1" w:unhideWhenUsed="1"/>
+    <w:lsdException w:name="toc 2" w:uiPriority="39" w:semiHidden="1" w:unhideWhenUsed="1"/>
+    <w:lsdException w:name="toc 3" w:uiPriority="39" w:semiHidden="1" w:unhideWhenUsed="1"/>
+    <w:lsdException w:name="toc 4" w:uiPriority="39" w:semiHidden="1" w:unhideWhenUsed="1"/>
+    <w:lsdException w:name="toc 5" w:uiPriority="39" w:semiHidden="1" w:unhideWhenUsed="1"/>
+    <w:lsdException w:name="toc 6" w:uiPriority="39" w:semiHidden="1" w:unhideWhenUsed="1"/>
+    <w:lsdException w:name="toc 7" w:uiPriority="39" w:semiHidden="1" w:unhideWhenUsed="1"/>
+    <w:lsdException w:name="toc 8" w:uiPriority="39" w:semiHidden="1" w:unhideWhenUsed="1"/>
+    <w:lsdException w:name="toc 9" w:uiPriority="39" w:semiHidden="1" w:unhideWhenUsed="1"/>
     <w:lsdException w:name="Normal Indent" w:semiHidden="1" w:unhideWhenUsed="1"/>
     <w:lsdException w:name="footnote text" w:semiHidden="1" w:unhideWhenUsed="1"/>
     <w:lsdException w:name="annotation text" w:semiHidden="1" w:unhideWhenUsed="1"/>
     <w:lsdException w:name="header" w:semiHidden="1" w:unhideWhenUsed="1"/>
     <w:lsdException w:name="footer" w:semiHidden="1" w:unhideWhenUsed="1"/>
     <w:lsdException w:name="index heading" w:semiHidden="1" w:unhideWhenUsed="1"/>
-    <w:lsdException w:name="caption" w:semiHidden="1" w:uiPriority="35" w:unhideWhenUsed="1" w:qFormat="1"/>
+    <w:lsdException w:name="caption" w:uiPriority="35" w:semiHidden="1" w:unhideWhenUsed="1" w:qFormat="1"/>
     <w:lsdException w:name="table of figures" w:semiHidden="1" w:unhideWhenUsed="1"/>
     <w:lsdException w:name="envelope address" w:semiHidden="1" w:unhideWhenUsed="1"/>
     <w:lsdException w:name="envelope return" w:semiHidden="1" w:unhideWhenUsed="1"/>
@@ -1251,7 +1606,7 @@
     <w:lsdException w:name="Title" w:uiPriority="10" w:qFormat="1"/>
     <w:lsdException w:name="Closing" w:semiHidden="1" w:unhideWhenUsed="1"/>
     <w:lsdException w:name="Signature" w:semiHidden="1" w:unhideWhenUsed="1"/>
-    <w:lsdException w:name="Default Paragraph Font" w:semiHidden="1" w:uiPriority="1" w:unhideWhenUsed="1"/>
+    <w:lsdException w:name="Default Paragraph Font" w:uiPriority="1" w:semiHidden="1" w:unhideWhenUsed="1"/>
     <w:lsdException w:name="Body Text" w:semiHidden="1" w:unhideWhenUsed="1"/>
     <w:lsdException w:name="Body Text Indent" w:semiHidden="1" w:unhideWhenUsed="1"/>
     <w:lsdException w:name="List Continue" w:semiHidden="1" w:unhideWhenUsed="1"/>
@@ -1451,8 +1806,8 @@
     <w:lsdException w:name="Subtle Reference" w:uiPriority="31" w:qFormat="1"/>
     <w:lsdException w:name="Intense Reference" w:uiPriority="32" w:qFormat="1"/>
     <w:lsdException w:name="Book Title" w:uiPriority="33" w:qFormat="1"/>
-    <w:lsdException w:name="Bibliography" w:semiHidden="1" w:uiPriority="37" w:unhideWhenUsed="1"/>
-    <w:lsdException w:name="TOC Heading" w:semiHidden="1" w:uiPriority="39" w:unhideWhenUsed="1" w:qFormat="1"/>
+    <w:lsdException w:name="Bibliography" w:uiPriority="37" w:semiHidden="1" w:unhideWhenUsed="1"/>
+    <w:lsdException w:name="TOC Heading" w:uiPriority="39" w:semiHidden="1" w:unhideWhenUsed="1" w:qFormat="1"/>
     <w:lsdException w:name="Plain Table 1" w:uiPriority="41"/>
     <w:lsdException w:name="Plain Table 2" w:uiPriority="42"/>
     <w:lsdException w:name="Plain Table 3" w:uiPriority="43"/>
@@ -1563,7 +1918,7 @@
     <w:lsdException w:name="Unresolved Mention" w:semiHidden="1" w:unhideWhenUsed="1"/>
     <w:lsdException w:name="Smart Link" w:semiHidden="1" w:unhideWhenUsed="1"/>
   </w:latentStyles>
-  <w:style w:type="paragraph" w:default="1" w:styleId="Standard">
+  <w:style w:type="paragraph" w:styleId="Standard" w:default="1">
     <w:name w:val="Normal"/>
     <w:qFormat/>
   </w:style>
@@ -1582,7 +1937,7 @@
       <w:outlineLvl w:val="0"/>
     </w:pPr>
     <w:rPr>
-      <w:rFonts w:asciiTheme="majorHAnsi" w:eastAsiaTheme="majorEastAsia" w:hAnsiTheme="majorHAnsi" w:cstheme="majorBidi"/>
+      <w:rFonts w:asciiTheme="majorHAnsi" w:hAnsiTheme="majorHAnsi" w:eastAsiaTheme="majorEastAsia" w:cstheme="majorBidi"/>
       <w:color w:val="0F4761" w:themeColor="accent1" w:themeShade="BF"/>
       <w:sz w:val="40"/>
       <w:szCs w:val="40"/>
@@ -1605,7 +1960,7 @@
       <w:outlineLvl w:val="1"/>
     </w:pPr>
     <w:rPr>
-      <w:rFonts w:asciiTheme="majorHAnsi" w:eastAsiaTheme="majorEastAsia" w:hAnsiTheme="majorHAnsi" w:cstheme="majorBidi"/>
+      <w:rFonts w:asciiTheme="majorHAnsi" w:hAnsiTheme="majorHAnsi" w:eastAsiaTheme="majorEastAsia" w:cstheme="majorBidi"/>
       <w:color w:val="0F4761" w:themeColor="accent1" w:themeShade="BF"/>
       <w:sz w:val="32"/>
       <w:szCs w:val="32"/>
@@ -1766,13 +2121,13 @@
       <w:color w:val="272727" w:themeColor="text1" w:themeTint="D8"/>
     </w:rPr>
   </w:style>
-  <w:style w:type="character" w:default="1" w:styleId="Absatz-Standardschriftart">
+  <w:style w:type="character" w:styleId="Absatz-Standardschriftart" w:default="1">
     <w:name w:val="Default Paragraph Font"/>
     <w:uiPriority w:val="1"/>
     <w:semiHidden/>
     <w:unhideWhenUsed/>
   </w:style>
-  <w:style w:type="table" w:default="1" w:styleId="NormaleTabelle">
+  <w:style w:type="table" w:styleId="NormaleTabelle" w:default="1">
     <w:name w:val="Normal Table"/>
     <w:uiPriority w:val="99"/>
     <w:semiHidden/>
@@ -1787,26 +2142,26 @@
       </w:tblCellMar>
     </w:tblPr>
   </w:style>
-  <w:style w:type="numbering" w:default="1" w:styleId="KeineListe">
+  <w:style w:type="numbering" w:styleId="KeineListe" w:default="1">
     <w:name w:val="No List"/>
     <w:uiPriority w:val="99"/>
     <w:semiHidden/>
     <w:unhideWhenUsed/>
   </w:style>
-  <w:style w:type="character" w:customStyle="1" w:styleId="berschrift1Zchn">
+  <w:style w:type="character" w:styleId="berschrift1Zchn" w:customStyle="1">
     <w:name w:val="Überschrift 1 Zchn"/>
     <w:basedOn w:val="Absatz-Standardschriftart"/>
     <w:link w:val="berschrift1"/>
     <w:uiPriority w:val="9"/>
     <w:rsid w:val="00CE03A2"/>
     <w:rPr>
-      <w:rFonts w:asciiTheme="majorHAnsi" w:eastAsiaTheme="majorEastAsia" w:hAnsiTheme="majorHAnsi" w:cstheme="majorBidi"/>
+      <w:rFonts w:asciiTheme="majorHAnsi" w:hAnsiTheme="majorHAnsi" w:eastAsiaTheme="majorEastAsia" w:cstheme="majorBidi"/>
       <w:color w:val="0F4761" w:themeColor="accent1" w:themeShade="BF"/>
       <w:sz w:val="40"/>
       <w:szCs w:val="40"/>
     </w:rPr>
   </w:style>
-  <w:style w:type="character" w:customStyle="1" w:styleId="berschrift2Zchn">
+  <w:style w:type="character" w:styleId="berschrift2Zchn" w:customStyle="1">
     <w:name w:val="Überschrift 2 Zchn"/>
     <w:basedOn w:val="Absatz-Standardschriftart"/>
     <w:link w:val="berschrift2"/>
@@ -1814,13 +2169,13 @@
     <w:semiHidden/>
     <w:rsid w:val="00CE03A2"/>
     <w:rPr>
-      <w:rFonts w:asciiTheme="majorHAnsi" w:eastAsiaTheme="majorEastAsia" w:hAnsiTheme="majorHAnsi" w:cstheme="majorBidi"/>
+      <w:rFonts w:asciiTheme="majorHAnsi" w:hAnsiTheme="majorHAnsi" w:eastAsiaTheme="majorEastAsia" w:cstheme="majorBidi"/>
       <w:color w:val="0F4761" w:themeColor="accent1" w:themeShade="BF"/>
       <w:sz w:val="32"/>
       <w:szCs w:val="32"/>
     </w:rPr>
   </w:style>
-  <w:style w:type="character" w:customStyle="1" w:styleId="berschrift3Zchn">
+  <w:style w:type="character" w:styleId="berschrift3Zchn" w:customStyle="1">
     <w:name w:val="Überschrift 3 Zchn"/>
     <w:basedOn w:val="Absatz-Standardschriftart"/>
     <w:link w:val="berschrift3"/>
@@ -1834,7 +2189,7 @@
       <w:szCs w:val="28"/>
     </w:rPr>
   </w:style>
-  <w:style w:type="character" w:customStyle="1" w:styleId="berschrift4Zchn">
+  <w:style w:type="character" w:styleId="berschrift4Zchn" w:customStyle="1">
     <w:name w:val="Überschrift 4 Zchn"/>
     <w:basedOn w:val="Absatz-Standardschriftart"/>
     <w:link w:val="berschrift4"/>
@@ -1848,7 +2203,7 @@
       <w:color w:val="0F4761" w:themeColor="accent1" w:themeShade="BF"/>
     </w:rPr>
   </w:style>
-  <w:style w:type="character" w:customStyle="1" w:styleId="berschrift5Zchn">
+  <w:style w:type="character" w:styleId="berschrift5Zchn" w:customStyle="1">
     <w:name w:val="Überschrift 5 Zchn"/>
     <w:basedOn w:val="Absatz-Standardschriftart"/>
     <w:link w:val="berschrift5"/>
@@ -1860,7 +2215,7 @@
       <w:color w:val="0F4761" w:themeColor="accent1" w:themeShade="BF"/>
     </w:rPr>
   </w:style>
-  <w:style w:type="character" w:customStyle="1" w:styleId="berschrift6Zchn">
+  <w:style w:type="character" w:styleId="berschrift6Zchn" w:customStyle="1">
     <w:name w:val="Überschrift 6 Zchn"/>
     <w:basedOn w:val="Absatz-Standardschriftart"/>
     <w:link w:val="berschrift6"/>
@@ -1874,7 +2229,7 @@
       <w:color w:val="595959" w:themeColor="text1" w:themeTint="A6"/>
     </w:rPr>
   </w:style>
-  <w:style w:type="character" w:customStyle="1" w:styleId="berschrift7Zchn">
+  <w:style w:type="character" w:styleId="berschrift7Zchn" w:customStyle="1">
     <w:name w:val="Überschrift 7 Zchn"/>
     <w:basedOn w:val="Absatz-Standardschriftart"/>
     <w:link w:val="berschrift7"/>
@@ -1886,7 +2241,7 @@
       <w:color w:val="595959" w:themeColor="text1" w:themeTint="A6"/>
     </w:rPr>
   </w:style>
-  <w:style w:type="character" w:customStyle="1" w:styleId="berschrift8Zchn">
+  <w:style w:type="character" w:styleId="berschrift8Zchn" w:customStyle="1">
     <w:name w:val="Überschrift 8 Zchn"/>
     <w:basedOn w:val="Absatz-Standardschriftart"/>
     <w:link w:val="berschrift8"/>
@@ -1900,7 +2255,7 @@
       <w:color w:val="272727" w:themeColor="text1" w:themeTint="D8"/>
     </w:rPr>
   </w:style>
-  <w:style w:type="character" w:customStyle="1" w:styleId="berschrift9Zchn">
+  <w:style w:type="character" w:styleId="berschrift9Zchn" w:customStyle="1">
     <w:name w:val="Überschrift 9 Zchn"/>
     <w:basedOn w:val="Absatz-Standardschriftart"/>
     <w:link w:val="berschrift9"/>
@@ -1925,21 +2280,21 @@
       <w:contextualSpacing/>
     </w:pPr>
     <w:rPr>
-      <w:rFonts w:asciiTheme="majorHAnsi" w:eastAsiaTheme="majorEastAsia" w:hAnsiTheme="majorHAnsi" w:cstheme="majorBidi"/>
+      <w:rFonts w:asciiTheme="majorHAnsi" w:hAnsiTheme="majorHAnsi" w:eastAsiaTheme="majorEastAsia" w:cstheme="majorBidi"/>
       <w:spacing w:val="-10"/>
       <w:kern w:val="28"/>
       <w:sz w:val="56"/>
       <w:szCs w:val="56"/>
     </w:rPr>
   </w:style>
-  <w:style w:type="character" w:customStyle="1" w:styleId="TitelZchn">
+  <w:style w:type="character" w:styleId="TitelZchn" w:customStyle="1">
     <w:name w:val="Titel Zchn"/>
     <w:basedOn w:val="Absatz-Standardschriftart"/>
     <w:link w:val="Titel"/>
     <w:uiPriority w:val="10"/>
     <w:rsid w:val="00CE03A2"/>
     <w:rPr>
-      <w:rFonts w:asciiTheme="majorHAnsi" w:eastAsiaTheme="majorEastAsia" w:hAnsiTheme="majorHAnsi" w:cstheme="majorBidi"/>
+      <w:rFonts w:asciiTheme="majorHAnsi" w:hAnsiTheme="majorHAnsi" w:eastAsiaTheme="majorEastAsia" w:cstheme="majorBidi"/>
       <w:spacing w:val="-10"/>
       <w:kern w:val="28"/>
       <w:sz w:val="56"/>
@@ -1967,7 +2322,7 @@
       <w:szCs w:val="28"/>
     </w:rPr>
   </w:style>
-  <w:style w:type="character" w:customStyle="1" w:styleId="UntertitelZchn">
+  <w:style w:type="character" w:styleId="UntertitelZchn" w:customStyle="1">
     <w:name w:val="Untertitel Zchn"/>
     <w:basedOn w:val="Absatz-Standardschriftart"/>
     <w:link w:val="Untertitel"/>
@@ -1999,7 +2354,7 @@
       <w:color w:val="404040" w:themeColor="text1" w:themeTint="BF"/>
     </w:rPr>
   </w:style>
-  <w:style w:type="character" w:customStyle="1" w:styleId="ZitatZchn">
+  <w:style w:type="character" w:styleId="ZitatZchn" w:customStyle="1">
     <w:name w:val="Zitat Zchn"/>
     <w:basedOn w:val="Absatz-Standardschriftart"/>
     <w:link w:val="Zitat"/>
@@ -2044,8 +2399,8 @@
     <w:rsid w:val="00CE03A2"/>
     <w:pPr>
       <w:pBdr>
-        <w:top w:val="single" w:sz="4" w:space="10" w:color="0F4761" w:themeColor="accent1" w:themeShade="BF"/>
-        <w:bottom w:val="single" w:sz="4" w:space="10" w:color="0F4761" w:themeColor="accent1" w:themeShade="BF"/>
+        <w:top w:val="single" w:color="0F4761" w:themeColor="accent1" w:themeShade="BF" w:sz="4" w:space="10"/>
+        <w:bottom w:val="single" w:color="0F4761" w:themeColor="accent1" w:themeShade="BF" w:sz="4" w:space="10"/>
       </w:pBdr>
       <w:spacing w:before="360" w:after="360"/>
       <w:ind w:left="864" w:right="864"/>
@@ -2057,7 +2412,7 @@
       <w:color w:val="0F4761" w:themeColor="accent1" w:themeShade="BF"/>
     </w:rPr>
   </w:style>
-  <w:style w:type="character" w:customStyle="1" w:styleId="IntensivesZitatZchn">
+  <w:style w:type="character" w:styleId="IntensivesZitatZchn" w:customStyle="1">
     <w:name w:val="Intensives Zitat Zchn"/>
     <w:basedOn w:val="Absatz-Standardschriftart"/>
     <w:link w:val="IntensivesZitat"/>
@@ -2087,7 +2442,7 @@
 </file>
 
 <file path=word/theme/theme1.xml><?xml version="1.0" encoding="utf-8"?>
-<a:theme xmlns:a="http://schemas.openxmlformats.org/drawingml/2006/main" name="Office">
+<a:theme xmlns:a="http://schemas.openxmlformats.org/drawingml/2006/main" xmlns:thm15="http://schemas.microsoft.com/office/thememl/2012/main" name="Office">
   <a:themeElements>
     <a:clrScheme name="Office">
       <a:dk1>
